--- a/程序设计范式期末项目_命名规范.docx
+++ b/程序设计范式期末项目_命名规范.docx
@@ -36,6 +36,7 @@
     <w:p>
       <w:pPr>
         <w:rPr>
+          <w:rFonts w:hint="eastAsia"/>
           <w:b/>
           <w:bCs/>
           <w:sz w:val="24"/>
@@ -74,6 +75,7 @@
       <w:pPr>
         <w:ind w:firstLine="420"/>
         <w:rPr>
+          <w:rFonts w:hint="eastAsia"/>
           <w:szCs w:val="22"/>
         </w:rPr>
       </w:pPr>
@@ -89,21 +91,13 @@
           <w:rFonts w:hint="eastAsia"/>
           <w:szCs w:val="22"/>
         </w:rPr>
-        <w:t>：</w:t>
-      </w:r>
-      <w:proofErr w:type="spellStart"/>
-      <w:r>
-        <w:rPr>
-          <w:rFonts w:hint="eastAsia"/>
-          <w:szCs w:val="22"/>
-        </w:rPr>
-        <w:t>bomberman</w:t>
-      </w:r>
-      <w:proofErr w:type="spellEnd"/>
-    </w:p>
-    <w:p>
-      <w:pPr>
-        <w:rPr>
+        <w:t>：bomberman</w:t>
+      </w:r>
+    </w:p>
+    <w:p>
+      <w:pPr>
+        <w:rPr>
+          <w:rFonts w:hint="eastAsia"/>
           <w:szCs w:val="22"/>
         </w:rPr>
       </w:pPr>
@@ -181,12 +175,27 @@
           <w:rFonts w:hint="eastAsia"/>
           <w:szCs w:val="22"/>
         </w:rPr>
-        <w:t>雷电飞龙：thunder_dragon</w:t>
-      </w:r>
-    </w:p>
-    <w:p>
-      <w:pPr>
-        <w:rPr>
+        <w:t>飞龙：</w:t>
+      </w:r>
+      <w:r>
+        <w:rPr>
+          <w:rFonts w:hint="eastAsia"/>
+          <w:szCs w:val="22"/>
+        </w:rPr>
+        <w:t>fire</w:t>
+      </w:r>
+      <w:r>
+        <w:rPr>
+          <w:rFonts w:hint="eastAsia"/>
+          <w:szCs w:val="22"/>
+        </w:rPr>
+        <w:t>_dragon</w:t>
+      </w:r>
+    </w:p>
+    <w:p>
+      <w:pPr>
+        <w:rPr>
+          <w:rFonts w:hint="eastAsia"/>
           <w:szCs w:val="22"/>
         </w:rPr>
       </w:pPr>
@@ -201,21 +210,13 @@
           <w:rFonts w:hint="eastAsia"/>
           <w:szCs w:val="22"/>
         </w:rPr>
-        <w:t>气球兵：</w:t>
-      </w:r>
-      <w:proofErr w:type="spellStart"/>
-      <w:r>
-        <w:rPr>
-          <w:rFonts w:hint="eastAsia"/>
-          <w:szCs w:val="22"/>
-        </w:rPr>
-        <w:t>ballon_soldier</w:t>
-      </w:r>
-      <w:proofErr w:type="spellEnd"/>
-    </w:p>
-    <w:p>
-      <w:pPr>
-        <w:rPr>
+        <w:t>气球兵：ballon_soldier</w:t>
+      </w:r>
+    </w:p>
+    <w:p>
+      <w:pPr>
+        <w:rPr>
+          <w:rFonts w:hint="eastAsia"/>
           <w:b/>
           <w:bCs/>
           <w:sz w:val="24"/>
@@ -235,25 +236,17 @@
       <w:pPr>
         <w:ind w:firstLine="420"/>
         <w:rPr>
-          <w:szCs w:val="22"/>
-        </w:rPr>
-      </w:pPr>
-      <w:r>
-        <w:rPr>
-          <w:rFonts w:hint="eastAsia"/>
-          <w:szCs w:val="22"/>
-        </w:rPr>
-        <w:t>大本营：</w:t>
-      </w:r>
-      <w:proofErr w:type="spellStart"/>
-      <w:r>
-        <w:rPr>
-          <w:rFonts w:hint="eastAsia"/>
-          <w:szCs w:val="22"/>
-        </w:rPr>
-        <w:t>base_camp</w:t>
-      </w:r>
-      <w:proofErr w:type="spellEnd"/>
+          <w:rFonts w:hint="eastAsia"/>
+          <w:szCs w:val="22"/>
+        </w:rPr>
+      </w:pPr>
+      <w:r>
+        <w:rPr>
+          <w:rFonts w:hint="eastAsia"/>
+          <w:szCs w:val="22"/>
+        </w:rPr>
+        <w:t>大本营：base_camp</w:t>
+      </w:r>
     </w:p>
     <w:p>
       <w:pPr>
@@ -268,15 +261,7 @@
           <w:rFonts w:hint="eastAsia"/>
           <w:szCs w:val="22"/>
         </w:rPr>
-        <w:t>金矿：</w:t>
-      </w:r>
-      <w:proofErr w:type="spellStart"/>
-      <w:r>
-        <w:rPr>
-          <w:rFonts w:hint="eastAsia"/>
-          <w:szCs w:val="22"/>
-        </w:rPr>
-        <w:t>gold_</w:t>
+        <w:t>金矿：gold_</w:t>
       </w:r>
       <w:r>
         <w:rPr>
@@ -285,12 +270,12 @@
         </w:rPr>
         <w:t>mine</w:t>
       </w:r>
-      <w:proofErr w:type="spellEnd"/>
     </w:p>
     <w:p>
       <w:pPr>
         <w:ind w:firstLine="420"/>
         <w:rPr>
+          <w:rFonts w:hint="eastAsia"/>
           <w:szCs w:val="22"/>
         </w:rPr>
       </w:pPr>
@@ -301,7 +286,6 @@
         </w:rPr>
         <w:t>圣水收集器：</w:t>
       </w:r>
-      <w:proofErr w:type="spellStart"/>
       <w:r>
         <w:rPr>
           <w:rFonts w:hint="eastAsia"/>
@@ -309,31 +293,22 @@
         </w:rPr>
         <w:t>elixir_collector</w:t>
       </w:r>
-      <w:proofErr w:type="spellEnd"/>
     </w:p>
     <w:p>
       <w:pPr>
         <w:ind w:firstLine="420"/>
         <w:rPr>
-          <w:szCs w:val="22"/>
-        </w:rPr>
-      </w:pPr>
-      <w:r>
-        <w:rPr>
-          <w:rFonts w:hint="eastAsia"/>
-          <w:szCs w:val="22"/>
-        </w:rPr>
-        <w:t>储金罐：</w:t>
-      </w:r>
-      <w:proofErr w:type="spellStart"/>
-      <w:r>
-        <w:rPr>
-          <w:rFonts w:hint="eastAsia"/>
-          <w:szCs w:val="22"/>
-        </w:rPr>
-        <w:t>gold_storage</w:t>
-      </w:r>
-      <w:proofErr w:type="spellEnd"/>
+          <w:rFonts w:hint="eastAsia"/>
+          <w:szCs w:val="22"/>
+        </w:rPr>
+      </w:pPr>
+      <w:r>
+        <w:rPr>
+          <w:rFonts w:hint="eastAsia"/>
+          <w:szCs w:val="22"/>
+        </w:rPr>
+        <w:t>储金罐：gold_storage</w:t>
+      </w:r>
     </w:p>
     <w:p>
       <w:pPr>
@@ -348,22 +323,14 @@
           <w:rFonts w:hint="eastAsia"/>
           <w:szCs w:val="22"/>
         </w:rPr>
-        <w:t>圣水瓶：</w:t>
-      </w:r>
-      <w:proofErr w:type="spellStart"/>
-      <w:r>
-        <w:rPr>
-          <w:rFonts w:hint="eastAsia"/>
-          <w:szCs w:val="22"/>
-        </w:rPr>
-        <w:t>elixir_storage</w:t>
-      </w:r>
-      <w:proofErr w:type="spellEnd"/>
+        <w:t>圣水瓶：elixir_storage</w:t>
+      </w:r>
     </w:p>
     <w:p>
       <w:pPr>
         <w:ind w:firstLine="420"/>
         <w:rPr>
+          <w:rFonts w:hint="eastAsia"/>
           <w:szCs w:val="22"/>
         </w:rPr>
       </w:pPr>
@@ -379,30 +346,23 @@
       <w:pPr>
         <w:ind w:firstLine="420"/>
         <w:rPr>
-          <w:szCs w:val="22"/>
-        </w:rPr>
-      </w:pPr>
-      <w:r>
-        <w:rPr>
-          <w:rFonts w:hint="eastAsia"/>
-          <w:szCs w:val="22"/>
-        </w:rPr>
-        <w:t>弓箭塔：</w:t>
-      </w:r>
-      <w:proofErr w:type="spellStart"/>
-      <w:r>
-        <w:rPr>
-          <w:rFonts w:hint="eastAsia"/>
-          <w:szCs w:val="22"/>
-        </w:rPr>
-        <w:t>archer_tower</w:t>
-      </w:r>
-      <w:proofErr w:type="spellEnd"/>
+          <w:rFonts w:hint="eastAsia"/>
+          <w:szCs w:val="22"/>
+        </w:rPr>
+      </w:pPr>
+      <w:r>
+        <w:rPr>
+          <w:rFonts w:hint="eastAsia"/>
+          <w:szCs w:val="22"/>
+        </w:rPr>
+        <w:t>弓箭塔：archer_tower</w:t>
+      </w:r>
     </w:p>
     <w:p>
       <w:pPr>
         <w:ind w:firstLine="420"/>
         <w:rPr>
+          <w:rFonts w:hint="eastAsia"/>
           <w:szCs w:val="22"/>
         </w:rPr>
       </w:pPr>
@@ -418,30 +378,23 @@
       <w:pPr>
         <w:ind w:firstLine="420"/>
         <w:rPr>
-          <w:szCs w:val="22"/>
-        </w:rPr>
-      </w:pPr>
-      <w:r>
-        <w:rPr>
-          <w:rFonts w:hint="eastAsia"/>
-          <w:szCs w:val="22"/>
-        </w:rPr>
-        <w:t>军营：</w:t>
-      </w:r>
-      <w:proofErr w:type="spellStart"/>
-      <w:r>
-        <w:rPr>
-          <w:rFonts w:hint="eastAsia"/>
-          <w:szCs w:val="22"/>
-        </w:rPr>
-        <w:t>army_camp</w:t>
-      </w:r>
-      <w:proofErr w:type="spellEnd"/>
+          <w:rFonts w:hint="eastAsia"/>
+          <w:szCs w:val="22"/>
+        </w:rPr>
+      </w:pPr>
+      <w:r>
+        <w:rPr>
+          <w:rFonts w:hint="eastAsia"/>
+          <w:szCs w:val="22"/>
+        </w:rPr>
+        <w:t>军营：army_camp</w:t>
+      </w:r>
     </w:p>
     <w:p>
       <w:pPr>
         <w:ind w:firstLine="420"/>
         <w:rPr>
+          <w:rFonts w:hint="eastAsia"/>
           <w:szCs w:val="22"/>
         </w:rPr>
       </w:pPr>
@@ -455,7 +408,24 @@
     </w:p>
     <w:p>
       <w:pPr>
-        <w:rPr>
+        <w:ind w:firstLine="420"/>
+        <w:rPr>
+          <w:rFonts w:hint="eastAsia"/>
+          <w:szCs w:val="22"/>
+        </w:rPr>
+      </w:pPr>
+      <w:r>
+        <w:rPr>
+          <w:rFonts w:hint="eastAsia"/>
+          <w:szCs w:val="22"/>
+        </w:rPr>
+        <w:t>城墙：city_wall</w:t>
+      </w:r>
+    </w:p>
+    <w:p>
+      <w:pPr>
+        <w:rPr>
+          <w:rFonts w:hint="eastAsia"/>
           <w:b/>
           <w:bCs/>
           <w:sz w:val="24"/>
@@ -474,6 +444,7 @@
     <w:p>
       <w:pPr>
         <w:rPr>
+          <w:rFonts w:hint="eastAsia"/>
           <w:szCs w:val="22"/>
         </w:rPr>
       </w:pPr>
@@ -494,6 +465,7 @@
     <w:p>
       <w:pPr>
         <w:rPr>
+          <w:rFonts w:hint="eastAsia"/>
           <w:szCs w:val="22"/>
         </w:rPr>
       </w:pPr>
@@ -522,6 +494,7 @@
         <w:rPr>
           <w:szCs w:val="22"/>
         </w:rPr>
+        <w:lastRenderedPageBreak/>
         <w:tab/>
       </w:r>
       <w:r>
